--- a/deliverables/video-7-slides/hit-final/Video_7_HIT_FINAL/LONG_FORM/Video_7_EDITOR_ONLY_HIT_Brief_v2.0.docx
+++ b/deliverables/video-7-slides/hit-final/Video_7_HIT_FINAL/LONG_FORM/Video_7_EDITOR_ONLY_HIT_Brief_v2.0.docx
@@ -4,7 +4,7 @@
   <w:body>
     <w:p>
       <w:pPr>
-        <w:spacing w:before="0" w:after="24" w:line="276" w:lineRule="auto"/>
+        <w:spacing w:before="0" w:after="22" w:line="274" w:lineRule="auto"/>
       </w:pPr>
       <w:r>
         <w:rPr>
@@ -18,7 +18,7 @@
     </w:p>
     <w:p>
       <w:pPr>
-        <w:spacing w:before="0" w:after="24" w:line="276" w:lineRule="auto"/>
+        <w:spacing w:before="0" w:after="22" w:line="274" w:lineRule="auto"/>
       </w:pPr>
       <w:r>
         <w:rPr>
@@ -33,7 +33,7 @@
     </w:p>
     <w:p>
       <w:pPr>
-        <w:spacing w:before="0" w:after="74" w:line="264" w:lineRule="auto"/>
+        <w:spacing w:before="0" w:after="68" w:line="264" w:lineRule="auto"/>
       </w:pPr>
       <w:r>
         <w:rPr>
@@ -47,7 +47,7 @@
     </w:p>
     <w:p>
       <w:pPr>
-        <w:spacing w:before="0" w:after="198" w:line="276" w:lineRule="auto"/>
+        <w:spacing w:before="0" w:after="180" w:line="274" w:lineRule="auto"/>
         <w:shd w:val="clear" w:fill="F3F0E8"/>
       </w:pPr>
       <w:r>
@@ -62,7 +62,7 @@
     </w:p>
     <w:p>
       <w:pPr>
-        <w:spacing w:before="174" w:after="100" w:line="276" w:lineRule="auto"/>
+        <w:spacing w:before="156" w:after="90" w:line="274" w:lineRule="auto"/>
         <w:keepLines w:val="1"/>
         <w:keepNext w:val="1"/>
       </w:pPr>
@@ -78,7 +78,7 @@
     </w:p>
     <w:p>
       <w:pPr>
-        <w:spacing w:before="0" w:after="62" w:line="276" w:lineRule="auto"/>
+        <w:spacing w:before="0" w:after="56" w:line="274" w:lineRule="auto"/>
         <w:keepLines w:val="1"/>
       </w:pPr>
       <w:r>
@@ -92,7 +92,7 @@
     </w:p>
     <w:p>
       <w:pPr>
-        <w:spacing w:before="0" w:after="62" w:line="276" w:lineRule="auto"/>
+        <w:spacing w:before="0" w:after="56" w:line="274" w:lineRule="auto"/>
         <w:keepLines w:val="1"/>
       </w:pPr>
       <w:r>
@@ -106,7 +106,7 @@
     </w:p>
     <w:p>
       <w:pPr>
-        <w:spacing w:before="0" w:after="62" w:line="276" w:lineRule="auto"/>
+        <w:spacing w:before="0" w:after="56" w:line="274" w:lineRule="auto"/>
         <w:keepLines w:val="1"/>
       </w:pPr>
       <w:r>
@@ -120,7 +120,7 @@
     </w:p>
     <w:p>
       <w:pPr>
-        <w:spacing w:before="0" w:after="62" w:line="276" w:lineRule="auto"/>
+        <w:spacing w:before="0" w:after="56" w:line="274" w:lineRule="auto"/>
         <w:keepLines w:val="1"/>
       </w:pPr>
       <w:r>
@@ -134,7 +134,7 @@
     </w:p>
     <w:p>
       <w:pPr>
-        <w:spacing w:before="0" w:after="62" w:line="276" w:lineRule="auto"/>
+        <w:spacing w:before="0" w:after="56" w:line="274" w:lineRule="auto"/>
         <w:keepLines w:val="1"/>
       </w:pPr>
       <w:r>
@@ -148,7 +148,7 @@
     </w:p>
     <w:p>
       <w:pPr>
-        <w:spacing w:before="0" w:after="62" w:line="276" w:lineRule="auto"/>
+        <w:spacing w:before="0" w:after="56" w:line="274" w:lineRule="auto"/>
         <w:keepLines w:val="1"/>
       </w:pPr>
       <w:r>
@@ -162,7 +162,7 @@
     </w:p>
     <w:p>
       <w:pPr>
-        <w:spacing w:before="0" w:after="62" w:line="276" w:lineRule="auto"/>
+        <w:spacing w:before="0" w:after="56" w:line="274" w:lineRule="auto"/>
         <w:keepLines w:val="1"/>
       </w:pPr>
       <w:r>
@@ -176,7 +176,7 @@
     </w:p>
     <w:p>
       <w:pPr>
-        <w:spacing w:before="174" w:after="100" w:line="276" w:lineRule="auto"/>
+        <w:spacing w:before="156" w:after="90" w:line="274" w:lineRule="auto"/>
         <w:keepLines w:val="1"/>
         <w:keepNext w:val="1"/>
       </w:pPr>
@@ -192,7 +192,7 @@
     </w:p>
     <w:p>
       <w:pPr>
-        <w:spacing w:before="0" w:after="124" w:line="276" w:lineRule="auto"/>
+        <w:spacing w:before="0" w:after="112" w:line="274" w:lineRule="auto"/>
         <w:keepLines w:val="1"/>
       </w:pPr>
       <w:r>
@@ -1151,7 +1151,7 @@
     </w:tbl>
     <w:p>
       <w:pPr>
-        <w:spacing w:before="0" w:after="24" w:line="276" w:lineRule="auto"/>
+        <w:spacing w:before="0" w:after="22" w:line="274" w:lineRule="auto"/>
       </w:pPr>
       <w:r>
         <w:rPr>
@@ -1163,7 +1163,7 @@
     </w:p>
     <w:p>
       <w:pPr>
-        <w:spacing w:before="74" w:after="100" w:line="276" w:lineRule="auto"/>
+        <w:spacing w:before="68" w:after="90" w:line="274" w:lineRule="auto"/>
         <w:keepLines w:val="1"/>
       </w:pPr>
       <w:r>
@@ -1173,12 +1173,12 @@
           <w:color w:val="5A6B82"/>
           <w:sz w:val="21"/>
         </w:rPr>
-        <w:t>Deck titles above were read back out of the corrected PPTX files after the authorised Slide 1, 4, 5 and 12 changes were applied.</w:t>
+        <w:t>Deck titles above were read back out of the corrected PPTX files after the authorised Slide 1, 2, 4, 5, 10 and 12 changes were applied.</w:t>
       </w:r>
     </w:p>
     <w:p>
       <w:pPr>
-        <w:spacing w:before="174" w:after="100" w:line="276" w:lineRule="auto"/>
+        <w:spacing w:before="156" w:after="90" w:line="274" w:lineRule="auto"/>
         <w:keepLines w:val="1"/>
         <w:keepNext w:val="1"/>
       </w:pPr>
@@ -1194,7 +1194,7 @@
     </w:p>
     <w:p>
       <w:pPr>
-        <w:spacing w:before="0" w:after="100" w:line="276" w:lineRule="auto"/>
+        <w:spacing w:before="0" w:after="90" w:line="274" w:lineRule="auto"/>
         <w:shd w:val="clear" w:fill="F3F0E8"/>
         <w:keepLines w:val="1"/>
       </w:pPr>
@@ -1205,12 +1205,12 @@
           <w:color w:val="9B2C10"/>
           <w:sz w:val="22"/>
         </w:rPr>
-        <w:t>AUTHORISED AND APPLIED. Slides 1, 4, 5 and 12 carried wording that contradicted the approved factual framing. Text only changed; design, typography, palette, layout and box positions are unchanged.</w:t>
+        <w:t>AUTHORISED AND APPLIED. Slides 1, 2, 4, 5, 10 and 12 carried wording that contradicted the approved factual framing. Text only changed; design, typography, palette, layout and box positions are unchanged.</w:t>
       </w:r>
     </w:p>
     <w:p>
       <w:pPr>
-        <w:spacing w:before="100" w:after="38" w:line="276" w:lineRule="auto"/>
+        <w:spacing w:before="90" w:after="34" w:line="274" w:lineRule="auto"/>
         <w:keepLines w:val="1"/>
       </w:pPr>
       <w:r>
@@ -1225,7 +1225,7 @@
     </w:p>
     <w:p>
       <w:pPr>
-        <w:spacing w:before="0" w:after="38" w:line="276" w:lineRule="auto"/>
+        <w:spacing w:before="0" w:after="34" w:line="274" w:lineRule="auto"/>
         <w:keepLines w:val="1"/>
       </w:pPr>
       <w:r>
@@ -1239,7 +1239,7 @@
     </w:p>
     <w:p>
       <w:pPr>
-        <w:spacing w:before="0" w:after="50" w:line="276" w:lineRule="auto"/>
+        <w:spacing w:before="0" w:after="44" w:line="274" w:lineRule="auto"/>
         <w:keepLines w:val="1"/>
       </w:pPr>
       <w:r>
@@ -1253,7 +1253,7 @@
     </w:p>
     <w:p>
       <w:pPr>
-        <w:spacing w:before="100" w:after="38" w:line="276" w:lineRule="auto"/>
+        <w:spacing w:before="90" w:after="34" w:line="274" w:lineRule="auto"/>
         <w:keepLines w:val="1"/>
       </w:pPr>
       <w:r>
@@ -1268,7 +1268,7 @@
     </w:p>
     <w:p>
       <w:pPr>
-        <w:spacing w:before="0" w:after="38" w:line="276" w:lineRule="auto"/>
+        <w:spacing w:before="0" w:after="34" w:line="274" w:lineRule="auto"/>
         <w:keepLines w:val="1"/>
       </w:pPr>
       <w:r>
@@ -1282,7 +1282,7 @@
     </w:p>
     <w:p>
       <w:pPr>
-        <w:spacing w:before="0" w:after="50" w:line="276" w:lineRule="auto"/>
+        <w:spacing w:before="0" w:after="44" w:line="274" w:lineRule="auto"/>
         <w:keepLines w:val="1"/>
       </w:pPr>
       <w:r>
@@ -1296,7 +1296,93 @@
     </w:p>
     <w:p>
       <w:pPr>
-        <w:spacing w:before="100" w:after="38" w:line="276" w:lineRule="auto"/>
+        <w:spacing w:before="90" w:after="34" w:line="274" w:lineRule="auto"/>
+        <w:keepLines w:val="1"/>
+      </w:pPr>
+      <w:r>
+        <w:rPr>
+          <w:b/>
+          <w:i w:val="0"/>
+          <w:color w:val="0F2346"/>
+          <w:sz w:val="22"/>
+        </w:rPr>
+        <w:t>Slide 2 (headline)</w:t>
+      </w:r>
+    </w:p>
+    <w:p>
+      <w:pPr>
+        <w:spacing w:before="0" w:after="34" w:line="274" w:lineRule="auto"/>
+        <w:keepLines w:val="1"/>
+      </w:pPr>
+      <w:r>
+        <w:rPr>
+          <w:b w:val="0"/>
+          <w:i w:val="0"/>
+          <w:sz w:val="21"/>
+        </w:rPr>
+        <w:t>FROM:  FOUNDATIONAL WORK HAS NO PRIOR STATE.</w:t>
+      </w:r>
+    </w:p>
+    <w:p>
+      <w:pPr>
+        <w:spacing w:before="0" w:after="44" w:line="274" w:lineRule="auto"/>
+        <w:keepLines w:val="1"/>
+      </w:pPr>
+      <w:r>
+        <w:rPr>
+          <w:b/>
+          <w:i w:val="0"/>
+          <w:sz w:val="21"/>
+        </w:rPr>
+        <w:t>TO:    FOUNDATIONAL WORK CAN LOSE ITS “BEFORE.”</w:t>
+      </w:r>
+    </w:p>
+    <w:p>
+      <w:pPr>
+        <w:spacing w:before="90" w:after="34" w:line="274" w:lineRule="auto"/>
+        <w:keepLines w:val="1"/>
+      </w:pPr>
+      <w:r>
+        <w:rPr>
+          <w:b/>
+          <w:i w:val="0"/>
+          <w:color w:val="0F2346"/>
+          <w:sz w:val="22"/>
+        </w:rPr>
+        <w:t>Slide 2 (sub-copy)</w:t>
+      </w:r>
+    </w:p>
+    <w:p>
+      <w:pPr>
+        <w:spacing w:before="0" w:after="34" w:line="274" w:lineRule="auto"/>
+        <w:keepLines w:val="1"/>
+      </w:pPr>
+      <w:r>
+        <w:rPr>
+          <w:b w:val="0"/>
+          <w:i w:val="0"/>
+          <w:sz w:val="21"/>
+        </w:rPr>
+        <w:t>FROM:  The instrument that would have recorded it / did not exist yet.</w:t>
+      </w:r>
+    </w:p>
+    <w:p>
+      <w:pPr>
+        <w:spacing w:before="0" w:after="44" w:line="274" w:lineRule="auto"/>
+        <w:keepLines w:val="1"/>
+      </w:pPr>
+      <w:r>
+        <w:rPr>
+          <w:b/>
+          <w:i w:val="0"/>
+          <w:sz w:val="21"/>
+        </w:rPr>
+        <w:t>TO:    Once the mechanism works, / the starting condition becomes harder to see.</w:t>
+      </w:r>
+    </w:p>
+    <w:p>
+      <w:pPr>
+        <w:spacing w:before="90" w:after="34" w:line="274" w:lineRule="auto"/>
         <w:keepLines w:val="1"/>
       </w:pPr>
       <w:r>
@@ -1311,7 +1397,7 @@
     </w:p>
     <w:p>
       <w:pPr>
-        <w:spacing w:before="0" w:after="38" w:line="276" w:lineRule="auto"/>
+        <w:spacing w:before="0" w:after="34" w:line="274" w:lineRule="auto"/>
         <w:keepLines w:val="1"/>
       </w:pPr>
       <w:r>
@@ -1325,7 +1411,7 @@
     </w:p>
     <w:p>
       <w:pPr>
-        <w:spacing w:before="0" w:after="50" w:line="276" w:lineRule="auto"/>
+        <w:spacing w:before="0" w:after="44" w:line="274" w:lineRule="auto"/>
         <w:keepLines w:val="1"/>
       </w:pPr>
       <w:r>
@@ -1339,7 +1425,7 @@
     </w:p>
     <w:p>
       <w:pPr>
-        <w:spacing w:before="100" w:after="38" w:line="276" w:lineRule="auto"/>
+        <w:spacing w:before="90" w:after="34" w:line="274" w:lineRule="auto"/>
         <w:keepLines w:val="1"/>
       </w:pPr>
       <w:r>
@@ -1354,7 +1440,7 @@
     </w:p>
     <w:p>
       <w:pPr>
-        <w:spacing w:before="0" w:after="38" w:line="276" w:lineRule="auto"/>
+        <w:spacing w:before="0" w:after="34" w:line="274" w:lineRule="auto"/>
         <w:keepLines w:val="1"/>
       </w:pPr>
       <w:r>
@@ -1368,7 +1454,7 @@
     </w:p>
     <w:p>
       <w:pPr>
-        <w:spacing w:before="0" w:after="50" w:line="276" w:lineRule="auto"/>
+        <w:spacing w:before="0" w:after="44" w:line="274" w:lineRule="auto"/>
         <w:keepLines w:val="1"/>
       </w:pPr>
       <w:r>
@@ -1382,7 +1468,7 @@
     </w:p>
     <w:p>
       <w:pPr>
-        <w:spacing w:before="100" w:after="38" w:line="276" w:lineRule="auto"/>
+        <w:spacing w:before="90" w:after="34" w:line="274" w:lineRule="auto"/>
         <w:keepLines w:val="1"/>
       </w:pPr>
       <w:r>
@@ -1397,7 +1483,7 @@
     </w:p>
     <w:p>
       <w:pPr>
-        <w:spacing w:before="0" w:after="38" w:line="276" w:lineRule="auto"/>
+        <w:spacing w:before="0" w:after="34" w:line="274" w:lineRule="auto"/>
         <w:keepLines w:val="1"/>
       </w:pPr>
       <w:r>
@@ -1411,7 +1497,7 @@
     </w:p>
     <w:p>
       <w:pPr>
-        <w:spacing w:before="0" w:after="50" w:line="276" w:lineRule="auto"/>
+        <w:spacing w:before="0" w:after="44" w:line="274" w:lineRule="auto"/>
         <w:keepLines w:val="1"/>
       </w:pPr>
       <w:r>
@@ -1425,7 +1511,7 @@
     </w:p>
     <w:p>
       <w:pPr>
-        <w:spacing w:before="100" w:after="38" w:line="276" w:lineRule="auto"/>
+        <w:spacing w:before="90" w:after="34" w:line="274" w:lineRule="auto"/>
         <w:keepLines w:val="1"/>
       </w:pPr>
       <w:r>
@@ -1440,7 +1526,7 @@
     </w:p>
     <w:p>
       <w:pPr>
-        <w:spacing w:before="0" w:after="38" w:line="276" w:lineRule="auto"/>
+        <w:spacing w:before="0" w:after="34" w:line="274" w:lineRule="auto"/>
         <w:keepLines w:val="1"/>
       </w:pPr>
       <w:r>
@@ -1454,7 +1540,7 @@
     </w:p>
     <w:p>
       <w:pPr>
-        <w:spacing w:before="0" w:after="50" w:line="276" w:lineRule="auto"/>
+        <w:spacing w:before="0" w:after="44" w:line="274" w:lineRule="auto"/>
         <w:keepLines w:val="1"/>
       </w:pPr>
       <w:r>
@@ -1468,7 +1554,50 @@
     </w:p>
     <w:p>
       <w:pPr>
-        <w:spacing w:before="100" w:after="38" w:line="276" w:lineRule="auto"/>
+        <w:spacing w:before="90" w:after="34" w:line="274" w:lineRule="auto"/>
+        <w:keepLines w:val="1"/>
+      </w:pPr>
+      <w:r>
+        <w:rPr>
+          <w:b/>
+          <w:i w:val="0"/>
+          <w:color w:val="0F2346"/>
+          <w:sz w:val="22"/>
+        </w:rPr>
+        <w:t>Slide 10 (BEFORE row)</w:t>
+      </w:r>
+    </w:p>
+    <w:p>
+      <w:pPr>
+        <w:spacing w:before="0" w:after="34" w:line="274" w:lineRule="auto"/>
+        <w:keepLines w:val="1"/>
+      </w:pPr>
+      <w:r>
+        <w:rPr>
+          <w:b w:val="0"/>
+          <w:i w:val="0"/>
+          <w:sz w:val="21"/>
+        </w:rPr>
+        <w:t>FROM:  What did not exist.</w:t>
+      </w:r>
+    </w:p>
+    <w:p>
+      <w:pPr>
+        <w:spacing w:before="0" w:after="44" w:line="274" w:lineRule="auto"/>
+        <w:keepLines w:val="1"/>
+      </w:pPr>
+      <w:r>
+        <w:rPr>
+          <w:b/>
+          <w:i w:val="0"/>
+          <w:sz w:val="21"/>
+        </w:rPr>
+        <w:t>TO:    What was incomplete, inconsistent or difficult?</w:t>
+      </w:r>
+    </w:p>
+    <w:p>
+      <w:pPr>
+        <w:spacing w:before="90" w:after="34" w:line="274" w:lineRule="auto"/>
         <w:keepLines w:val="1"/>
       </w:pPr>
       <w:r>
@@ -1483,7 +1612,7 @@
     </w:p>
     <w:p>
       <w:pPr>
-        <w:spacing w:before="0" w:after="38" w:line="276" w:lineRule="auto"/>
+        <w:spacing w:before="0" w:after="34" w:line="274" w:lineRule="auto"/>
         <w:keepLines w:val="1"/>
       </w:pPr>
       <w:r>
@@ -1497,7 +1626,7 @@
     </w:p>
     <w:p>
       <w:pPr>
-        <w:spacing w:before="0" w:after="50" w:line="276" w:lineRule="auto"/>
+        <w:spacing w:before="0" w:after="44" w:line="274" w:lineRule="auto"/>
         <w:keepLines w:val="1"/>
       </w:pPr>
       <w:r>
@@ -1511,7 +1640,7 @@
     </w:p>
     <w:p>
       <w:pPr>
-        <w:spacing w:before="74" w:after="100" w:line="276" w:lineRule="auto"/>
+        <w:spacing w:before="68" w:after="90" w:line="274" w:lineRule="auto"/>
         <w:keepLines w:val="1"/>
       </w:pPr>
       <w:r>
@@ -1526,7 +1655,7 @@
     </w:p>
     <w:p>
       <w:pPr>
-        <w:spacing w:before="0" w:after="124" w:line="276" w:lineRule="auto"/>
+        <w:spacing w:before="0" w:after="112" w:line="274" w:lineRule="auto"/>
         <w:keepLines w:val="1"/>
       </w:pPr>
       <w:r>
@@ -1535,12 +1664,12 @@
           <w:i w:val="0"/>
           <w:sz w:val="22"/>
         </w:rPr>
-        <w:t>Reveal frames corrected: 1, 2 (Slide 1); 8, 9 (Slide 4); 10, 11 (Slide 5); 24 (Slide 12). All seventeen other reveal frames are byte-identical. Main slides 2, 3, 6, 7, 8, 9, 10 and 11 are byte-identical.</w:t>
+        <w:t>Reveal frames corrected: 1, 2 (Slide 1); 4 (Slide 2); 8, 9 (Slide 4); 10, 11 (Slide 5); 20, 21, 22 (Slide 10); 24 (Slide 12). All thirteen other reveal frames are byte-identical. Main slides 3, 6, 7, 8, 9 and 11 are byte-identical.</w:t>
       </w:r>
     </w:p>
     <w:p>
       <w:pPr>
-        <w:spacing w:before="174" w:after="100" w:line="276" w:lineRule="auto"/>
+        <w:spacing w:before="156" w:after="90" w:line="274" w:lineRule="auto"/>
         <w:keepLines w:val="1"/>
         <w:keepNext w:val="1"/>
       </w:pPr>
@@ -1556,7 +1685,7 @@
     </w:p>
     <w:p>
       <w:pPr>
-        <w:spacing w:before="0" w:after="174" w:line="276" w:lineRule="auto"/>
+        <w:spacing w:before="0" w:after="156" w:line="274" w:lineRule="auto"/>
       </w:pPr>
       <w:r>
         <w:rPr>
@@ -1569,7 +1698,7 @@
     </w:p>
     <w:p>
       <w:pPr>
-        <w:spacing w:before="124" w:after="62" w:line="276" w:lineRule="auto"/>
+        <w:spacing w:before="112" w:after="56" w:line="274" w:lineRule="auto"/>
         <w:keepLines w:val="1"/>
         <w:keepNext w:val="1"/>
       </w:pPr>
@@ -1585,7 +1714,7 @@
     </w:p>
     <w:p>
       <w:pPr>
-        <w:spacing w:before="0" w:after="100" w:line="276" w:lineRule="auto"/>
+        <w:spacing w:before="0" w:after="90" w:line="274" w:lineRule="auto"/>
         <w:shd w:val="clear" w:fill="F3F0E8"/>
       </w:pPr>
       <w:r>
@@ -1600,7 +1729,7 @@
     </w:p>
     <w:p>
       <w:pPr>
-        <w:spacing w:before="0" w:after="74" w:line="276" w:lineRule="auto"/>
+        <w:spacing w:before="0" w:after="68" w:line="274" w:lineRule="auto"/>
         <w:keepLines w:val="1"/>
       </w:pPr>
       <w:r>
@@ -1615,7 +1744,7 @@
     </w:p>
     <w:p>
       <w:pPr>
-        <w:spacing w:before="0" w:after="62" w:line="276" w:lineRule="auto"/>
+        <w:spacing w:before="0" w:after="56" w:line="274" w:lineRule="auto"/>
         <w:keepLines w:val="1"/>
       </w:pPr>
       <w:r>
@@ -1629,7 +1758,7 @@
     </w:p>
     <w:p>
       <w:pPr>
-        <w:spacing w:before="0" w:after="62" w:line="276" w:lineRule="auto"/>
+        <w:spacing w:before="0" w:after="56" w:line="274" w:lineRule="auto"/>
         <w:keepLines w:val="1"/>
       </w:pPr>
       <w:r>
@@ -1643,7 +1772,7 @@
     </w:p>
     <w:p>
       <w:pPr>
-        <w:spacing w:before="0" w:after="62" w:line="276" w:lineRule="auto"/>
+        <w:spacing w:before="0" w:after="56" w:line="274" w:lineRule="auto"/>
         <w:keepLines w:val="1"/>
       </w:pPr>
       <w:r>
@@ -1657,7 +1786,7 @@
     </w:p>
     <w:p>
       <w:pPr>
-        <w:spacing w:before="124" w:after="62" w:line="276" w:lineRule="auto"/>
+        <w:spacing w:before="112" w:after="56" w:line="274" w:lineRule="auto"/>
         <w:keepLines w:val="1"/>
         <w:keepNext w:val="1"/>
       </w:pPr>
@@ -1673,7 +1802,7 @@
     </w:p>
     <w:p>
       <w:pPr>
-        <w:spacing w:before="0" w:after="100" w:line="276" w:lineRule="auto"/>
+        <w:spacing w:before="0" w:after="90" w:line="274" w:lineRule="auto"/>
         <w:shd w:val="clear" w:fill="F3F0E8"/>
       </w:pPr>
       <w:r>
@@ -1688,7 +1817,7 @@
     </w:p>
     <w:p>
       <w:pPr>
-        <w:spacing w:before="0" w:after="74" w:line="276" w:lineRule="auto"/>
+        <w:spacing w:before="0" w:after="68" w:line="274" w:lineRule="auto"/>
         <w:keepLines w:val="1"/>
       </w:pPr>
       <w:r>
@@ -1703,7 +1832,7 @@
     </w:p>
     <w:p>
       <w:pPr>
-        <w:spacing w:before="0" w:after="62" w:line="276" w:lineRule="auto"/>
+        <w:spacing w:before="0" w:after="56" w:line="274" w:lineRule="auto"/>
         <w:keepLines w:val="1"/>
       </w:pPr>
       <w:r>
@@ -1717,7 +1846,7 @@
     </w:p>
     <w:p>
       <w:pPr>
-        <w:spacing w:before="0" w:after="62" w:line="276" w:lineRule="auto"/>
+        <w:spacing w:before="0" w:after="56" w:line="274" w:lineRule="auto"/>
         <w:keepLines w:val="1"/>
       </w:pPr>
       <w:r>
@@ -1731,7 +1860,7 @@
     </w:p>
     <w:p>
       <w:pPr>
-        <w:spacing w:before="0" w:after="62" w:line="276" w:lineRule="auto"/>
+        <w:spacing w:before="0" w:after="56" w:line="274" w:lineRule="auto"/>
         <w:keepLines w:val="1"/>
       </w:pPr>
       <w:r>
@@ -1745,7 +1874,7 @@
     </w:p>
     <w:p>
       <w:pPr>
-        <w:spacing w:before="0" w:after="62" w:line="276" w:lineRule="auto"/>
+        <w:spacing w:before="0" w:after="56" w:line="274" w:lineRule="auto"/>
         <w:keepLines w:val="1"/>
       </w:pPr>
       <w:r>
@@ -1759,7 +1888,7 @@
     </w:p>
     <w:p>
       <w:pPr>
-        <w:spacing w:before="0" w:after="62" w:line="276" w:lineRule="auto"/>
+        <w:spacing w:before="0" w:after="56" w:line="274" w:lineRule="auto"/>
         <w:keepLines w:val="1"/>
       </w:pPr>
       <w:r>
@@ -1773,7 +1902,7 @@
     </w:p>
     <w:p>
       <w:pPr>
-        <w:spacing w:before="0" w:after="62" w:line="276" w:lineRule="auto"/>
+        <w:spacing w:before="0" w:after="56" w:line="274" w:lineRule="auto"/>
         <w:keepLines w:val="1"/>
       </w:pPr>
       <w:r>
@@ -1787,7 +1916,7 @@
     </w:p>
     <w:p>
       <w:pPr>
-        <w:spacing w:before="124" w:after="62" w:line="276" w:lineRule="auto"/>
+        <w:spacing w:before="112" w:after="56" w:line="274" w:lineRule="auto"/>
         <w:keepLines w:val="1"/>
         <w:keepNext w:val="1"/>
       </w:pPr>
@@ -1803,7 +1932,7 @@
     </w:p>
     <w:p>
       <w:pPr>
-        <w:spacing w:before="0" w:after="100" w:line="276" w:lineRule="auto"/>
+        <w:spacing w:before="0" w:after="90" w:line="274" w:lineRule="auto"/>
         <w:shd w:val="clear" w:fill="F3F0E8"/>
       </w:pPr>
       <w:r>
@@ -1818,7 +1947,7 @@
     </w:p>
     <w:p>
       <w:pPr>
-        <w:spacing w:before="0" w:after="62" w:line="276" w:lineRule="auto"/>
+        <w:spacing w:before="0" w:after="56" w:line="274" w:lineRule="auto"/>
         <w:keepLines w:val="1"/>
       </w:pPr>
       <w:r>
@@ -1832,7 +1961,7 @@
     </w:p>
     <w:p>
       <w:pPr>
-        <w:spacing w:before="0" w:after="62" w:line="276" w:lineRule="auto"/>
+        <w:spacing w:before="0" w:after="56" w:line="274" w:lineRule="auto"/>
         <w:keepLines w:val="1"/>
       </w:pPr>
       <w:r>
@@ -1846,7 +1975,7 @@
     </w:p>
     <w:p>
       <w:pPr>
-        <w:spacing w:before="124" w:after="62" w:line="276" w:lineRule="auto"/>
+        <w:spacing w:before="112" w:after="56" w:line="274" w:lineRule="auto"/>
         <w:keepLines w:val="1"/>
         <w:keepNext w:val="1"/>
       </w:pPr>
@@ -1862,7 +1991,7 @@
     </w:p>
     <w:p>
       <w:pPr>
-        <w:spacing w:before="0" w:after="74" w:line="276" w:lineRule="auto"/>
+        <w:spacing w:before="0" w:after="68" w:line="274" w:lineRule="auto"/>
         <w:keepLines w:val="1"/>
       </w:pPr>
       <w:r>
@@ -1877,7 +2006,7 @@
     </w:p>
     <w:p>
       <w:pPr>
-        <w:spacing w:before="0" w:after="62" w:line="276" w:lineRule="auto"/>
+        <w:spacing w:before="0" w:after="56" w:line="274" w:lineRule="auto"/>
         <w:keepLines w:val="1"/>
       </w:pPr>
       <w:r>
@@ -1891,7 +2020,7 @@
     </w:p>
     <w:p>
       <w:pPr>
-        <w:spacing w:before="0" w:after="62" w:line="276" w:lineRule="auto"/>
+        <w:spacing w:before="0" w:after="56" w:line="274" w:lineRule="auto"/>
         <w:keepLines w:val="1"/>
       </w:pPr>
       <w:r>
@@ -1905,7 +2034,7 @@
     </w:p>
     <w:p>
       <w:pPr>
-        <w:spacing w:before="0" w:after="62" w:line="276" w:lineRule="auto"/>
+        <w:spacing w:before="0" w:after="56" w:line="274" w:lineRule="auto"/>
         <w:keepLines w:val="1"/>
       </w:pPr>
       <w:r>
@@ -1919,7 +2048,7 @@
     </w:p>
     <w:p>
       <w:pPr>
-        <w:spacing w:before="0" w:after="62" w:line="276" w:lineRule="auto"/>
+        <w:spacing w:before="0" w:after="56" w:line="274" w:lineRule="auto"/>
         <w:keepLines w:val="1"/>
       </w:pPr>
       <w:r>
@@ -1933,7 +2062,7 @@
     </w:p>
     <w:p>
       <w:pPr>
-        <w:spacing w:before="0" w:after="62" w:line="276" w:lineRule="auto"/>
+        <w:spacing w:before="0" w:after="56" w:line="274" w:lineRule="auto"/>
         <w:keepLines w:val="1"/>
       </w:pPr>
       <w:r>
@@ -1947,7 +2076,7 @@
     </w:p>
     <w:p>
       <w:pPr>
-        <w:spacing w:before="174" w:after="100" w:line="276" w:lineRule="auto"/>
+        <w:spacing w:before="156" w:after="90" w:line="274" w:lineRule="auto"/>
         <w:keepLines w:val="1"/>
         <w:keepNext w:val="1"/>
       </w:pPr>
@@ -1963,7 +2092,7 @@
     </w:p>
     <w:p>
       <w:pPr>
-        <w:spacing w:before="0" w:after="62" w:line="276" w:lineRule="auto"/>
+        <w:spacing w:before="0" w:after="56" w:line="274" w:lineRule="auto"/>
       </w:pPr>
       <w:r>
         <w:rPr>
@@ -1976,7 +2105,7 @@
     </w:p>
     <w:p>
       <w:pPr>
-        <w:spacing w:before="0" w:after="50" w:line="276" w:lineRule="auto"/>
+        <w:spacing w:before="0" w:after="44" w:line="274" w:lineRule="auto"/>
         <w:keepLines w:val="1"/>
       </w:pPr>
       <w:r>
@@ -1990,7 +2119,7 @@
     </w:p>
     <w:p>
       <w:pPr>
-        <w:spacing w:before="0" w:after="50" w:line="276" w:lineRule="auto"/>
+        <w:spacing w:before="0" w:after="44" w:line="274" w:lineRule="auto"/>
         <w:keepLines w:val="1"/>
       </w:pPr>
       <w:r>
@@ -2004,7 +2133,7 @@
     </w:p>
     <w:p>
       <w:pPr>
-        <w:spacing w:before="0" w:after="50" w:line="276" w:lineRule="auto"/>
+        <w:spacing w:before="0" w:after="44" w:line="274" w:lineRule="auto"/>
         <w:keepLines w:val="1"/>
       </w:pPr>
       <w:r>
@@ -2018,7 +2147,7 @@
     </w:p>
     <w:p>
       <w:pPr>
-        <w:spacing w:before="0" w:after="50" w:line="276" w:lineRule="auto"/>
+        <w:spacing w:before="0" w:after="44" w:line="274" w:lineRule="auto"/>
         <w:keepLines w:val="1"/>
       </w:pPr>
       <w:r>
@@ -2032,7 +2161,7 @@
     </w:p>
     <w:p>
       <w:pPr>
-        <w:spacing w:before="74" w:after="124" w:line="276" w:lineRule="auto"/>
+        <w:spacing w:before="68" w:after="112" w:line="274" w:lineRule="auto"/>
         <w:shd w:val="clear" w:fill="F3F0E8"/>
         <w:keepLines w:val="1"/>
       </w:pPr>
@@ -2048,7 +2177,7 @@
     </w:p>
     <w:p>
       <w:pPr>
-        <w:spacing w:before="174" w:after="100" w:line="276" w:lineRule="auto"/>
+        <w:spacing w:before="156" w:after="90" w:line="274" w:lineRule="auto"/>
         <w:keepLines w:val="1"/>
         <w:keepNext w:val="1"/>
       </w:pPr>
@@ -2064,7 +2193,7 @@
     </w:p>
     <w:p>
       <w:pPr>
-        <w:spacing w:before="0" w:after="74" w:line="276" w:lineRule="auto"/>
+        <w:spacing w:before="0" w:after="68" w:line="274" w:lineRule="auto"/>
         <w:keepLines w:val="1"/>
       </w:pPr>
       <w:r>
@@ -2078,7 +2207,7 @@
     </w:p>
     <w:p>
       <w:pPr>
-        <w:spacing w:before="0" w:after="62" w:line="276" w:lineRule="auto"/>
+        <w:spacing w:before="0" w:after="56" w:line="274" w:lineRule="auto"/>
         <w:keepLines w:val="1"/>
       </w:pPr>
       <w:r>
@@ -2092,7 +2221,7 @@
     </w:p>
     <w:p>
       <w:pPr>
-        <w:spacing w:before="0" w:after="62" w:line="276" w:lineRule="auto"/>
+        <w:spacing w:before="0" w:after="56" w:line="274" w:lineRule="auto"/>
         <w:keepLines w:val="1"/>
       </w:pPr>
       <w:r>
@@ -2106,7 +2235,7 @@
     </w:p>
     <w:p>
       <w:pPr>
-        <w:spacing w:before="0" w:after="62" w:line="276" w:lineRule="auto"/>
+        <w:spacing w:before="0" w:after="56" w:line="274" w:lineRule="auto"/>
         <w:keepLines w:val="1"/>
       </w:pPr>
       <w:r>
@@ -2120,7 +2249,7 @@
     </w:p>
     <w:p>
       <w:pPr>
-        <w:spacing w:before="0" w:after="62" w:line="276" w:lineRule="auto"/>
+        <w:spacing w:before="0" w:after="56" w:line="274" w:lineRule="auto"/>
         <w:keepLines w:val="1"/>
       </w:pPr>
       <w:r>
@@ -2134,7 +2263,7 @@
     </w:p>
     <w:p>
       <w:pPr>
-        <w:spacing w:before="50" w:after="100" w:line="276" w:lineRule="auto"/>
+        <w:spacing w:before="44" w:after="90" w:line="274" w:lineRule="auto"/>
         <w:keepLines w:val="1"/>
       </w:pPr>
       <w:r>
@@ -2148,7 +2277,7 @@
     </w:p>
     <w:p>
       <w:pPr>
-        <w:spacing w:before="0" w:after="124" w:line="276" w:lineRule="auto"/>
+        <w:spacing w:before="0" w:after="112" w:line="274" w:lineRule="auto"/>
         <w:keepLines w:val="1"/>
       </w:pPr>
       <w:r>
@@ -2162,7 +2291,7 @@
     </w:p>
     <w:p>
       <w:pPr>
-        <w:spacing w:before="174" w:after="100" w:line="276" w:lineRule="auto"/>
+        <w:spacing w:before="156" w:after="90" w:line="274" w:lineRule="auto"/>
         <w:keepLines w:val="1"/>
         <w:keepNext w:val="1"/>
       </w:pPr>
@@ -2178,7 +2307,7 @@
     </w:p>
     <w:p>
       <w:pPr>
-        <w:spacing w:before="0" w:after="74" w:line="276" w:lineRule="auto"/>
+        <w:spacing w:before="0" w:after="68" w:line="274" w:lineRule="auto"/>
       </w:pPr>
       <w:r>
         <w:rPr>
@@ -2191,7 +2320,7 @@
     </w:p>
     <w:p>
       <w:pPr>
-        <w:spacing w:before="0" w:after="124" w:line="276" w:lineRule="auto"/>
+        <w:spacing w:before="0" w:after="112" w:line="274" w:lineRule="auto"/>
         <w:shd w:val="clear" w:fill="F3F0E8"/>
         <w:keepLines w:val="1"/>
       </w:pPr>
@@ -2207,7 +2336,7 @@
     </w:p>
     <w:p>
       <w:pPr>
-        <w:spacing w:before="174" w:after="100" w:line="276" w:lineRule="auto"/>
+        <w:spacing w:before="156" w:after="90" w:line="274" w:lineRule="auto"/>
         <w:keepLines w:val="1"/>
         <w:keepNext w:val="1"/>
       </w:pPr>
@@ -2223,7 +2352,7 @@
     </w:p>
     <w:p>
       <w:pPr>
-        <w:spacing w:before="0" w:after="124" w:line="276" w:lineRule="auto"/>
+        <w:spacing w:before="0" w:after="112" w:line="274" w:lineRule="auto"/>
         <w:shd w:val="clear" w:fill="F3F0E8"/>
         <w:keepLines w:val="1"/>
       </w:pPr>
@@ -2239,7 +2368,7 @@
     </w:p>
     <w:p>
       <w:pPr>
-        <w:spacing w:before="174" w:after="100" w:line="276" w:lineRule="auto"/>
+        <w:spacing w:before="156" w:after="90" w:line="274" w:lineRule="auto"/>
         <w:keepLines w:val="1"/>
         <w:keepNext w:val="1"/>
       </w:pPr>
@@ -2255,7 +2384,7 @@
     </w:p>
     <w:p>
       <w:pPr>
-        <w:spacing w:before="0" w:after="62" w:line="276" w:lineRule="auto"/>
+        <w:spacing w:before="0" w:after="56" w:line="274" w:lineRule="auto"/>
         <w:keepLines w:val="1"/>
       </w:pPr>
       <w:r>
@@ -2269,7 +2398,7 @@
     </w:p>
     <w:p>
       <w:pPr>
-        <w:spacing w:before="0" w:after="100" w:line="276" w:lineRule="auto"/>
+        <w:spacing w:before="0" w:after="90" w:line="274" w:lineRule="auto"/>
         <w:keepLines w:val="1"/>
       </w:pPr>
       <w:r>
@@ -2283,7 +2412,7 @@
     </w:p>
     <w:p>
       <w:pPr>
-        <w:spacing w:before="0" w:after="62" w:line="276" w:lineRule="auto"/>
+        <w:spacing w:before="0" w:after="56" w:line="274" w:lineRule="auto"/>
         <w:keepLines w:val="1"/>
       </w:pPr>
       <w:r>
@@ -2297,7 +2426,7 @@
     </w:p>
     <w:p>
       <w:pPr>
-        <w:spacing w:before="50" w:after="100" w:line="276" w:lineRule="auto"/>
+        <w:spacing w:before="44" w:after="90" w:line="274" w:lineRule="auto"/>
         <w:keepLines w:val="1"/>
       </w:pPr>
       <w:r>

--- a/deliverables/video-7-slides/hit-final/Video_7_HIT_FINAL/LONG_FORM/Video_7_EDITOR_ONLY_HIT_Brief_v2.0.docx
+++ b/deliverables/video-7-slides/hit-final/Video_7_HIT_FINAL/LONG_FORM/Video_7_EDITOR_ONLY_HIT_Brief_v2.0.docx
@@ -4,7 +4,7 @@
   <w:body>
     <w:p>
       <w:pPr>
-        <w:spacing w:before="0" w:after="22" w:line="274" w:lineRule="auto"/>
+        <w:spacing w:before="0" w:after="18" w:line="269" w:lineRule="auto"/>
       </w:pPr>
       <w:r>
         <w:rPr>
@@ -18,7 +18,7 @@
     </w:p>
     <w:p>
       <w:pPr>
-        <w:spacing w:before="0" w:after="22" w:line="274" w:lineRule="auto"/>
+        <w:spacing w:before="0" w:after="18" w:line="269" w:lineRule="auto"/>
       </w:pPr>
       <w:r>
         <w:rPr>
@@ -33,7 +33,7 @@
     </w:p>
     <w:p>
       <w:pPr>
-        <w:spacing w:before="0" w:after="68" w:line="264" w:lineRule="auto"/>
+        <w:spacing w:before="0" w:after="56" w:line="264" w:lineRule="auto"/>
       </w:pPr>
       <w:r>
         <w:rPr>
@@ -47,7 +47,7 @@
     </w:p>
     <w:p>
       <w:pPr>
-        <w:spacing w:before="0" w:after="180" w:line="274" w:lineRule="auto"/>
+        <w:spacing w:before="0" w:after="148" w:line="269" w:lineRule="auto"/>
         <w:shd w:val="clear" w:fill="F3F0E8"/>
       </w:pPr>
       <w:r>
@@ -62,7 +62,7 @@
     </w:p>
     <w:p>
       <w:pPr>
-        <w:spacing w:before="156" w:after="90" w:line="274" w:lineRule="auto"/>
+        <w:spacing w:before="128" w:after="74" w:line="269" w:lineRule="auto"/>
         <w:keepLines w:val="1"/>
         <w:keepNext w:val="1"/>
       </w:pPr>
@@ -78,7 +78,7 @@
     </w:p>
     <w:p>
       <w:pPr>
-        <w:spacing w:before="0" w:after="56" w:line="274" w:lineRule="auto"/>
+        <w:spacing w:before="0" w:after="46" w:line="269" w:lineRule="auto"/>
         <w:keepLines w:val="1"/>
       </w:pPr>
       <w:r>
@@ -92,7 +92,7 @@
     </w:p>
     <w:p>
       <w:pPr>
-        <w:spacing w:before="0" w:after="56" w:line="274" w:lineRule="auto"/>
+        <w:spacing w:before="0" w:after="46" w:line="269" w:lineRule="auto"/>
         <w:keepLines w:val="1"/>
       </w:pPr>
       <w:r>
@@ -106,7 +106,7 @@
     </w:p>
     <w:p>
       <w:pPr>
-        <w:spacing w:before="0" w:after="56" w:line="274" w:lineRule="auto"/>
+        <w:spacing w:before="0" w:after="46" w:line="269" w:lineRule="auto"/>
         <w:keepLines w:val="1"/>
       </w:pPr>
       <w:r>
@@ -120,7 +120,7 @@
     </w:p>
     <w:p>
       <w:pPr>
-        <w:spacing w:before="0" w:after="56" w:line="274" w:lineRule="auto"/>
+        <w:spacing w:before="0" w:after="46" w:line="269" w:lineRule="auto"/>
         <w:keepLines w:val="1"/>
       </w:pPr>
       <w:r>
@@ -134,7 +134,7 @@
     </w:p>
     <w:p>
       <w:pPr>
-        <w:spacing w:before="0" w:after="56" w:line="274" w:lineRule="auto"/>
+        <w:spacing w:before="0" w:after="46" w:line="269" w:lineRule="auto"/>
         <w:keepLines w:val="1"/>
       </w:pPr>
       <w:r>
@@ -148,7 +148,7 @@
     </w:p>
     <w:p>
       <w:pPr>
-        <w:spacing w:before="0" w:after="56" w:line="274" w:lineRule="auto"/>
+        <w:spacing w:before="0" w:after="46" w:line="269" w:lineRule="auto"/>
         <w:keepLines w:val="1"/>
       </w:pPr>
       <w:r>
@@ -162,7 +162,7 @@
     </w:p>
     <w:p>
       <w:pPr>
-        <w:spacing w:before="0" w:after="56" w:line="274" w:lineRule="auto"/>
+        <w:spacing w:before="0" w:after="46" w:line="269" w:lineRule="auto"/>
         <w:keepLines w:val="1"/>
       </w:pPr>
       <w:r>
@@ -176,7 +176,7 @@
     </w:p>
     <w:p>
       <w:pPr>
-        <w:spacing w:before="156" w:after="90" w:line="274" w:lineRule="auto"/>
+        <w:spacing w:before="128" w:after="74" w:line="269" w:lineRule="auto"/>
         <w:keepLines w:val="1"/>
         <w:keepNext w:val="1"/>
       </w:pPr>
@@ -192,7 +192,7 @@
     </w:p>
     <w:p>
       <w:pPr>
-        <w:spacing w:before="0" w:after="112" w:line="274" w:lineRule="auto"/>
+        <w:spacing w:before="0" w:after="92" w:line="269" w:lineRule="auto"/>
         <w:keepLines w:val="1"/>
       </w:pPr>
       <w:r>
@@ -1151,7 +1151,7 @@
     </w:tbl>
     <w:p>
       <w:pPr>
-        <w:spacing w:before="0" w:after="22" w:line="274" w:lineRule="auto"/>
+        <w:spacing w:before="0" w:after="18" w:line="269" w:lineRule="auto"/>
       </w:pPr>
       <w:r>
         <w:rPr>
@@ -1163,7 +1163,7 @@
     </w:p>
     <w:p>
       <w:pPr>
-        <w:spacing w:before="68" w:after="90" w:line="274" w:lineRule="auto"/>
+        <w:spacing w:before="56" w:after="74" w:line="269" w:lineRule="auto"/>
         <w:keepLines w:val="1"/>
       </w:pPr>
       <w:r>
@@ -1178,7 +1178,7 @@
     </w:p>
     <w:p>
       <w:pPr>
-        <w:spacing w:before="156" w:after="90" w:line="274" w:lineRule="auto"/>
+        <w:spacing w:before="128" w:after="74" w:line="269" w:lineRule="auto"/>
         <w:keepLines w:val="1"/>
         <w:keepNext w:val="1"/>
       </w:pPr>
@@ -1194,7 +1194,7 @@
     </w:p>
     <w:p>
       <w:pPr>
-        <w:spacing w:before="0" w:after="90" w:line="274" w:lineRule="auto"/>
+        <w:spacing w:before="0" w:after="74" w:line="269" w:lineRule="auto"/>
         <w:shd w:val="clear" w:fill="F3F0E8"/>
         <w:keepLines w:val="1"/>
       </w:pPr>
@@ -1210,7 +1210,7 @@
     </w:p>
     <w:p>
       <w:pPr>
-        <w:spacing w:before="90" w:after="34" w:line="274" w:lineRule="auto"/>
+        <w:spacing w:before="74" w:after="28" w:line="269" w:lineRule="auto"/>
         <w:keepLines w:val="1"/>
       </w:pPr>
       <w:r>
@@ -1225,7 +1225,7 @@
     </w:p>
     <w:p>
       <w:pPr>
-        <w:spacing w:before="0" w:after="34" w:line="274" w:lineRule="auto"/>
+        <w:spacing w:before="0" w:after="28" w:line="269" w:lineRule="auto"/>
         <w:keepLines w:val="1"/>
       </w:pPr>
       <w:r>
@@ -1239,7 +1239,7 @@
     </w:p>
     <w:p>
       <w:pPr>
-        <w:spacing w:before="0" w:after="44" w:line="274" w:lineRule="auto"/>
+        <w:spacing w:before="0" w:after="36" w:line="269" w:lineRule="auto"/>
         <w:keepLines w:val="1"/>
       </w:pPr>
       <w:r>
@@ -1253,7 +1253,7 @@
     </w:p>
     <w:p>
       <w:pPr>
-        <w:spacing w:before="90" w:after="34" w:line="274" w:lineRule="auto"/>
+        <w:spacing w:before="74" w:after="28" w:line="269" w:lineRule="auto"/>
         <w:keepLines w:val="1"/>
       </w:pPr>
       <w:r>
@@ -1268,7 +1268,7 @@
     </w:p>
     <w:p>
       <w:pPr>
-        <w:spacing w:before="0" w:after="34" w:line="274" w:lineRule="auto"/>
+        <w:spacing w:before="0" w:after="28" w:line="269" w:lineRule="auto"/>
         <w:keepLines w:val="1"/>
       </w:pPr>
       <w:r>
@@ -1282,7 +1282,7 @@
     </w:p>
     <w:p>
       <w:pPr>
-        <w:spacing w:before="0" w:after="44" w:line="274" w:lineRule="auto"/>
+        <w:spacing w:before="0" w:after="36" w:line="269" w:lineRule="auto"/>
         <w:keepLines w:val="1"/>
       </w:pPr>
       <w:r>
@@ -1296,7 +1296,7 @@
     </w:p>
     <w:p>
       <w:pPr>
-        <w:spacing w:before="90" w:after="34" w:line="274" w:lineRule="auto"/>
+        <w:spacing w:before="74" w:after="28" w:line="269" w:lineRule="auto"/>
         <w:keepLines w:val="1"/>
       </w:pPr>
       <w:r>
@@ -1311,7 +1311,7 @@
     </w:p>
     <w:p>
       <w:pPr>
-        <w:spacing w:before="0" w:after="34" w:line="274" w:lineRule="auto"/>
+        <w:spacing w:before="0" w:after="28" w:line="269" w:lineRule="auto"/>
         <w:keepLines w:val="1"/>
       </w:pPr>
       <w:r>
@@ -1325,7 +1325,7 @@
     </w:p>
     <w:p>
       <w:pPr>
-        <w:spacing w:before="0" w:after="44" w:line="274" w:lineRule="auto"/>
+        <w:spacing w:before="0" w:after="36" w:line="269" w:lineRule="auto"/>
         <w:keepLines w:val="1"/>
       </w:pPr>
       <w:r>
@@ -1334,12 +1334,12 @@
           <w:i w:val="0"/>
           <w:sz w:val="21"/>
         </w:rPr>
-        <w:t>TO:    FOUNDATIONAL WORK CAN LOSE ITS “BEFORE.”</w:t>
+        <w:t>TO:    FOUNDATIONAL WORK CAN BE HARD TO SEE.</w:t>
       </w:r>
     </w:p>
     <w:p>
       <w:pPr>
-        <w:spacing w:before="90" w:after="34" w:line="274" w:lineRule="auto"/>
+        <w:spacing w:before="74" w:after="28" w:line="269" w:lineRule="auto"/>
         <w:keepLines w:val="1"/>
       </w:pPr>
       <w:r>
@@ -1354,7 +1354,7 @@
     </w:p>
     <w:p>
       <w:pPr>
-        <w:spacing w:before="0" w:after="34" w:line="274" w:lineRule="auto"/>
+        <w:spacing w:before="0" w:after="28" w:line="269" w:lineRule="auto"/>
         <w:keepLines w:val="1"/>
       </w:pPr>
       <w:r>
@@ -1368,7 +1368,7 @@
     </w:p>
     <w:p>
       <w:pPr>
-        <w:spacing w:before="0" w:after="44" w:line="274" w:lineRule="auto"/>
+        <w:spacing w:before="0" w:after="36" w:line="269" w:lineRule="auto"/>
         <w:keepLines w:val="1"/>
       </w:pPr>
       <w:r>
@@ -1377,12 +1377,12 @@
           <w:i w:val="0"/>
           <w:sz w:val="21"/>
         </w:rPr>
-        <w:t>TO:    Once the mechanism works, / the starting condition becomes harder to see.</w:t>
+        <w:t>TO:    Sometimes the mechanism that would have recorded it / was still maturing.</w:t>
       </w:r>
     </w:p>
     <w:p>
       <w:pPr>
-        <w:spacing w:before="90" w:after="34" w:line="274" w:lineRule="auto"/>
+        <w:spacing w:before="74" w:after="28" w:line="269" w:lineRule="auto"/>
         <w:keepLines w:val="1"/>
       </w:pPr>
       <w:r>
@@ -1397,7 +1397,7 @@
     </w:p>
     <w:p>
       <w:pPr>
-        <w:spacing w:before="0" w:after="34" w:line="274" w:lineRule="auto"/>
+        <w:spacing w:before="0" w:after="28" w:line="269" w:lineRule="auto"/>
         <w:keepLines w:val="1"/>
       </w:pPr>
       <w:r>
@@ -1411,7 +1411,7 @@
     </w:p>
     <w:p>
       <w:pPr>
-        <w:spacing w:before="0" w:after="44" w:line="274" w:lineRule="auto"/>
+        <w:spacing w:before="0" w:after="36" w:line="269" w:lineRule="auto"/>
         <w:keepLines w:val="1"/>
       </w:pPr>
       <w:r>
@@ -1425,7 +1425,7 @@
     </w:p>
     <w:p>
       <w:pPr>
-        <w:spacing w:before="90" w:after="34" w:line="274" w:lineRule="auto"/>
+        <w:spacing w:before="74" w:after="28" w:line="269" w:lineRule="auto"/>
         <w:keepLines w:val="1"/>
       </w:pPr>
       <w:r>
@@ -1440,7 +1440,7 @@
     </w:p>
     <w:p>
       <w:pPr>
-        <w:spacing w:before="0" w:after="34" w:line="274" w:lineRule="auto"/>
+        <w:spacing w:before="0" w:after="28" w:line="269" w:lineRule="auto"/>
         <w:keepLines w:val="1"/>
       </w:pPr>
       <w:r>
@@ -1454,7 +1454,7 @@
     </w:p>
     <w:p>
       <w:pPr>
-        <w:spacing w:before="0" w:after="44" w:line="274" w:lineRule="auto"/>
+        <w:spacing w:before="0" w:after="36" w:line="269" w:lineRule="auto"/>
         <w:keepLines w:val="1"/>
       </w:pPr>
       <w:r>
@@ -1468,7 +1468,7 @@
     </w:p>
     <w:p>
       <w:pPr>
-        <w:spacing w:before="90" w:after="34" w:line="274" w:lineRule="auto"/>
+        <w:spacing w:before="74" w:after="28" w:line="269" w:lineRule="auto"/>
         <w:keepLines w:val="1"/>
       </w:pPr>
       <w:r>
@@ -1483,7 +1483,7 @@
     </w:p>
     <w:p>
       <w:pPr>
-        <w:spacing w:before="0" w:after="34" w:line="274" w:lineRule="auto"/>
+        <w:spacing w:before="0" w:after="28" w:line="269" w:lineRule="auto"/>
         <w:keepLines w:val="1"/>
       </w:pPr>
       <w:r>
@@ -1497,7 +1497,7 @@
     </w:p>
     <w:p>
       <w:pPr>
-        <w:spacing w:before="0" w:after="44" w:line="274" w:lineRule="auto"/>
+        <w:spacing w:before="0" w:after="36" w:line="269" w:lineRule="auto"/>
         <w:keepLines w:val="1"/>
       </w:pPr>
       <w:r>
@@ -1511,7 +1511,7 @@
     </w:p>
     <w:p>
       <w:pPr>
-        <w:spacing w:before="90" w:after="34" w:line="274" w:lineRule="auto"/>
+        <w:spacing w:before="74" w:after="28" w:line="269" w:lineRule="auto"/>
         <w:keepLines w:val="1"/>
       </w:pPr>
       <w:r>
@@ -1526,7 +1526,7 @@
     </w:p>
     <w:p>
       <w:pPr>
-        <w:spacing w:before="0" w:after="34" w:line="274" w:lineRule="auto"/>
+        <w:spacing w:before="0" w:after="28" w:line="269" w:lineRule="auto"/>
         <w:keepLines w:val="1"/>
       </w:pPr>
       <w:r>
@@ -1540,7 +1540,7 @@
     </w:p>
     <w:p>
       <w:pPr>
-        <w:spacing w:before="0" w:after="44" w:line="274" w:lineRule="auto"/>
+        <w:spacing w:before="0" w:after="36" w:line="269" w:lineRule="auto"/>
         <w:keepLines w:val="1"/>
       </w:pPr>
       <w:r>
@@ -1554,7 +1554,7 @@
     </w:p>
     <w:p>
       <w:pPr>
-        <w:spacing w:before="90" w:after="34" w:line="274" w:lineRule="auto"/>
+        <w:spacing w:before="74" w:after="28" w:line="269" w:lineRule="auto"/>
         <w:keepLines w:val="1"/>
       </w:pPr>
       <w:r>
@@ -1569,7 +1569,7 @@
     </w:p>
     <w:p>
       <w:pPr>
-        <w:spacing w:before="0" w:after="34" w:line="274" w:lineRule="auto"/>
+        <w:spacing w:before="0" w:after="28" w:line="269" w:lineRule="auto"/>
         <w:keepLines w:val="1"/>
       </w:pPr>
       <w:r>
@@ -1583,7 +1583,7 @@
     </w:p>
     <w:p>
       <w:pPr>
-        <w:spacing w:before="0" w:after="44" w:line="274" w:lineRule="auto"/>
+        <w:spacing w:before="0" w:after="36" w:line="269" w:lineRule="auto"/>
         <w:keepLines w:val="1"/>
       </w:pPr>
       <w:r>
@@ -1592,12 +1592,98 @@
           <w:i w:val="0"/>
           <w:sz w:val="21"/>
         </w:rPr>
-        <w:t>TO:    What was incomplete, inconsistent or difficult?</w:t>
+        <w:t>TO:    What was incomplete, inconsistent, / or difficult before the work?</w:t>
       </w:r>
     </w:p>
     <w:p>
       <w:pPr>
-        <w:spacing w:before="90" w:after="34" w:line="274" w:lineRule="auto"/>
+        <w:spacing w:before="74" w:after="28" w:line="269" w:lineRule="auto"/>
+        <w:keepLines w:val="1"/>
+      </w:pPr>
+      <w:r>
+        <w:rPr>
+          <w:b/>
+          <w:i w:val="0"/>
+          <w:color w:val="0F2346"/>
+          <w:sz w:val="22"/>
+        </w:rPr>
+        <w:t>Slide 10 (BUILD row)</w:t>
+      </w:r>
+    </w:p>
+    <w:p>
+      <w:pPr>
+        <w:spacing w:before="0" w:after="28" w:line="269" w:lineRule="auto"/>
+        <w:keepLines w:val="1"/>
+      </w:pPr>
+      <w:r>
+        <w:rPr>
+          <w:b w:val="0"/>
+          <w:i w:val="0"/>
+          <w:sz w:val="21"/>
+        </w:rPr>
+        <w:t>FROM:  What you created underneath the output.</w:t>
+      </w:r>
+    </w:p>
+    <w:p>
+      <w:pPr>
+        <w:spacing w:before="0" w:after="36" w:line="269" w:lineRule="auto"/>
+        <w:keepLines w:val="1"/>
+      </w:pPr>
+      <w:r>
+        <w:rPr>
+          <w:b/>
+          <w:i w:val="0"/>
+          <w:sz w:val="21"/>
+        </w:rPr>
+        <w:t>TO:    What did you help put in place, / improve, or make more usable?</w:t>
+      </w:r>
+    </w:p>
+    <w:p>
+      <w:pPr>
+        <w:spacing w:before="74" w:after="28" w:line="269" w:lineRule="auto"/>
+        <w:keepLines w:val="1"/>
+      </w:pPr>
+      <w:r>
+        <w:rPr>
+          <w:b/>
+          <w:i w:val="0"/>
+          <w:color w:val="0F2346"/>
+          <w:sz w:val="22"/>
+        </w:rPr>
+        <w:t>Slide 10 (RETURN row)</w:t>
+      </w:r>
+    </w:p>
+    <w:p>
+      <w:pPr>
+        <w:spacing w:before="0" w:after="28" w:line="269" w:lineRule="auto"/>
+        <w:keepLines w:val="1"/>
+      </w:pPr>
+      <w:r>
+        <w:rPr>
+          <w:b w:val="0"/>
+          <w:i w:val="0"/>
+          <w:sz w:val="21"/>
+        </w:rPr>
+        <w:t>FROM:  What is different now—and how someone else could tell.</w:t>
+      </w:r>
+    </w:p>
+    <w:p>
+      <w:pPr>
+        <w:spacing w:before="0" w:after="36" w:line="269" w:lineRule="auto"/>
+        <w:keepLines w:val="1"/>
+      </w:pPr>
+      <w:r>
+        <w:rPr>
+          <w:b/>
+          <w:i w:val="0"/>
+          <w:sz w:val="21"/>
+        </w:rPr>
+        <w:t>TO:    What changed afterward because of the work?</w:t>
+      </w:r>
+    </w:p>
+    <w:p>
+      <w:pPr>
+        <w:spacing w:before="74" w:after="28" w:line="269" w:lineRule="auto"/>
         <w:keepLines w:val="1"/>
       </w:pPr>
       <w:r>
@@ -1612,7 +1698,7 @@
     </w:p>
     <w:p>
       <w:pPr>
-        <w:spacing w:before="0" w:after="34" w:line="274" w:lineRule="auto"/>
+        <w:spacing w:before="0" w:after="28" w:line="269" w:lineRule="auto"/>
         <w:keepLines w:val="1"/>
       </w:pPr>
       <w:r>
@@ -1626,7 +1712,7 @@
     </w:p>
     <w:p>
       <w:pPr>
-        <w:spacing w:before="0" w:after="44" w:line="274" w:lineRule="auto"/>
+        <w:spacing w:before="0" w:after="36" w:line="269" w:lineRule="auto"/>
         <w:keepLines w:val="1"/>
       </w:pPr>
       <w:r>
@@ -1640,7 +1726,22 @@
     </w:p>
     <w:p>
       <w:pPr>
-        <w:spacing w:before="68" w:after="90" w:line="274" w:lineRule="auto"/>
+        <w:spacing w:before="56" w:after="74" w:line="269" w:lineRule="auto"/>
+        <w:keepLines w:val="1"/>
+      </w:pPr>
+      <w:r>
+        <w:rPr>
+          <w:b w:val="0"/>
+          <w:i w:val="0"/>
+          <w:color w:val="5A6B82"/>
+          <w:sz w:val="21"/>
+        </w:rPr>
+        <w:t>Slide 10's BEFORE and BUILD sentences are 8.29in and 8.10in at the existing 20pt DM Sans, and the right-hand box is 7.36in ending at the design's right margin, so it cannot be widened. Both are therefore broken at a comma into two lines — the only fit adjustment made. Two lines end 0.12in clear of the divider rule. RETURN is 6.10in and holds one line. Slide 2's headline is 9.11in in an 11.11in box on one line, and its sub-copy keeps the two-line split of the block it replaces.</w:t>
+      </w:r>
+    </w:p>
+    <w:p>
+      <w:pPr>
+        <w:spacing w:before="56" w:after="74" w:line="269" w:lineRule="auto"/>
         <w:keepLines w:val="1"/>
       </w:pPr>
       <w:r>
@@ -1655,7 +1756,7 @@
     </w:p>
     <w:p>
       <w:pPr>
-        <w:spacing w:before="0" w:after="112" w:line="274" w:lineRule="auto"/>
+        <w:spacing w:before="0" w:after="92" w:line="269" w:lineRule="auto"/>
         <w:keepLines w:val="1"/>
       </w:pPr>
       <w:r>
@@ -1669,7 +1770,7 @@
     </w:p>
     <w:p>
       <w:pPr>
-        <w:spacing w:before="156" w:after="90" w:line="274" w:lineRule="auto"/>
+        <w:spacing w:before="128" w:after="74" w:line="269" w:lineRule="auto"/>
         <w:keepLines w:val="1"/>
         <w:keepNext w:val="1"/>
       </w:pPr>
@@ -1685,7 +1786,7 @@
     </w:p>
     <w:p>
       <w:pPr>
-        <w:spacing w:before="0" w:after="156" w:line="274" w:lineRule="auto"/>
+        <w:spacing w:before="0" w:after="128" w:line="269" w:lineRule="auto"/>
       </w:pPr>
       <w:r>
         <w:rPr>
@@ -1698,7 +1799,7 @@
     </w:p>
     <w:p>
       <w:pPr>
-        <w:spacing w:before="112" w:after="56" w:line="274" w:lineRule="auto"/>
+        <w:spacing w:before="92" w:after="46" w:line="269" w:lineRule="auto"/>
         <w:keepLines w:val="1"/>
         <w:keepNext w:val="1"/>
       </w:pPr>
@@ -1714,7 +1815,7 @@
     </w:p>
     <w:p>
       <w:pPr>
-        <w:spacing w:before="0" w:after="90" w:line="274" w:lineRule="auto"/>
+        <w:spacing w:before="0" w:after="74" w:line="269" w:lineRule="auto"/>
         <w:shd w:val="clear" w:fill="F3F0E8"/>
       </w:pPr>
       <w:r>
@@ -1729,7 +1830,7 @@
     </w:p>
     <w:p>
       <w:pPr>
-        <w:spacing w:before="0" w:after="68" w:line="274" w:lineRule="auto"/>
+        <w:spacing w:before="0" w:after="56" w:line="269" w:lineRule="auto"/>
         <w:keepLines w:val="1"/>
       </w:pPr>
       <w:r>
@@ -1744,7 +1845,7 @@
     </w:p>
     <w:p>
       <w:pPr>
-        <w:spacing w:before="0" w:after="56" w:line="274" w:lineRule="auto"/>
+        <w:spacing w:before="0" w:after="46" w:line="269" w:lineRule="auto"/>
         <w:keepLines w:val="1"/>
       </w:pPr>
       <w:r>
@@ -1758,7 +1859,7 @@
     </w:p>
     <w:p>
       <w:pPr>
-        <w:spacing w:before="0" w:after="56" w:line="274" w:lineRule="auto"/>
+        <w:spacing w:before="0" w:after="46" w:line="269" w:lineRule="auto"/>
         <w:keepLines w:val="1"/>
       </w:pPr>
       <w:r>
@@ -1772,7 +1873,7 @@
     </w:p>
     <w:p>
       <w:pPr>
-        <w:spacing w:before="0" w:after="56" w:line="274" w:lineRule="auto"/>
+        <w:spacing w:before="0" w:after="46" w:line="269" w:lineRule="auto"/>
         <w:keepLines w:val="1"/>
       </w:pPr>
       <w:r>
@@ -1786,7 +1887,7 @@
     </w:p>
     <w:p>
       <w:pPr>
-        <w:spacing w:before="112" w:after="56" w:line="274" w:lineRule="auto"/>
+        <w:spacing w:before="92" w:after="46" w:line="269" w:lineRule="auto"/>
         <w:keepLines w:val="1"/>
         <w:keepNext w:val="1"/>
       </w:pPr>
@@ -1802,7 +1903,7 @@
     </w:p>
     <w:p>
       <w:pPr>
-        <w:spacing w:before="0" w:after="90" w:line="274" w:lineRule="auto"/>
+        <w:spacing w:before="0" w:after="74" w:line="269" w:lineRule="auto"/>
         <w:shd w:val="clear" w:fill="F3F0E8"/>
       </w:pPr>
       <w:r>
@@ -1817,7 +1918,7 @@
     </w:p>
     <w:p>
       <w:pPr>
-        <w:spacing w:before="0" w:after="68" w:line="274" w:lineRule="auto"/>
+        <w:spacing w:before="0" w:after="56" w:line="269" w:lineRule="auto"/>
         <w:keepLines w:val="1"/>
       </w:pPr>
       <w:r>
@@ -1832,7 +1933,7 @@
     </w:p>
     <w:p>
       <w:pPr>
-        <w:spacing w:before="0" w:after="56" w:line="274" w:lineRule="auto"/>
+        <w:spacing w:before="0" w:after="46" w:line="269" w:lineRule="auto"/>
         <w:keepLines w:val="1"/>
       </w:pPr>
       <w:r>
@@ -1846,7 +1947,7 @@
     </w:p>
     <w:p>
       <w:pPr>
-        <w:spacing w:before="0" w:after="56" w:line="274" w:lineRule="auto"/>
+        <w:spacing w:before="0" w:after="46" w:line="269" w:lineRule="auto"/>
         <w:keepLines w:val="1"/>
       </w:pPr>
       <w:r>
@@ -1860,7 +1961,7 @@
     </w:p>
     <w:p>
       <w:pPr>
-        <w:spacing w:before="0" w:after="56" w:line="274" w:lineRule="auto"/>
+        <w:spacing w:before="0" w:after="46" w:line="269" w:lineRule="auto"/>
         <w:keepLines w:val="1"/>
       </w:pPr>
       <w:r>
@@ -1874,7 +1975,7 @@
     </w:p>
     <w:p>
       <w:pPr>
-        <w:spacing w:before="0" w:after="56" w:line="274" w:lineRule="auto"/>
+        <w:spacing w:before="0" w:after="46" w:line="269" w:lineRule="auto"/>
         <w:keepLines w:val="1"/>
       </w:pPr>
       <w:r>
@@ -1888,7 +1989,7 @@
     </w:p>
     <w:p>
       <w:pPr>
-        <w:spacing w:before="0" w:after="56" w:line="274" w:lineRule="auto"/>
+        <w:spacing w:before="0" w:after="46" w:line="269" w:lineRule="auto"/>
         <w:keepLines w:val="1"/>
       </w:pPr>
       <w:r>
@@ -1902,7 +2003,7 @@
     </w:p>
     <w:p>
       <w:pPr>
-        <w:spacing w:before="0" w:after="56" w:line="274" w:lineRule="auto"/>
+        <w:spacing w:before="0" w:after="46" w:line="269" w:lineRule="auto"/>
         <w:keepLines w:val="1"/>
       </w:pPr>
       <w:r>
@@ -1916,7 +2017,7 @@
     </w:p>
     <w:p>
       <w:pPr>
-        <w:spacing w:before="112" w:after="56" w:line="274" w:lineRule="auto"/>
+        <w:spacing w:before="92" w:after="46" w:line="269" w:lineRule="auto"/>
         <w:keepLines w:val="1"/>
         <w:keepNext w:val="1"/>
       </w:pPr>
@@ -1932,7 +2033,7 @@
     </w:p>
     <w:p>
       <w:pPr>
-        <w:spacing w:before="0" w:after="90" w:line="274" w:lineRule="auto"/>
+        <w:spacing w:before="0" w:after="74" w:line="269" w:lineRule="auto"/>
         <w:shd w:val="clear" w:fill="F3F0E8"/>
       </w:pPr>
       <w:r>
@@ -1947,7 +2048,7 @@
     </w:p>
     <w:p>
       <w:pPr>
-        <w:spacing w:before="0" w:after="56" w:line="274" w:lineRule="auto"/>
+        <w:spacing w:before="0" w:after="46" w:line="269" w:lineRule="auto"/>
         <w:keepLines w:val="1"/>
       </w:pPr>
       <w:r>
@@ -1961,7 +2062,7 @@
     </w:p>
     <w:p>
       <w:pPr>
-        <w:spacing w:before="0" w:after="56" w:line="274" w:lineRule="auto"/>
+        <w:spacing w:before="0" w:after="46" w:line="269" w:lineRule="auto"/>
         <w:keepLines w:val="1"/>
       </w:pPr>
       <w:r>
@@ -1975,7 +2076,7 @@
     </w:p>
     <w:p>
       <w:pPr>
-        <w:spacing w:before="112" w:after="56" w:line="274" w:lineRule="auto"/>
+        <w:spacing w:before="92" w:after="46" w:line="269" w:lineRule="auto"/>
         <w:keepLines w:val="1"/>
         <w:keepNext w:val="1"/>
       </w:pPr>
@@ -1991,7 +2092,7 @@
     </w:p>
     <w:p>
       <w:pPr>
-        <w:spacing w:before="0" w:after="68" w:line="274" w:lineRule="auto"/>
+        <w:spacing w:before="0" w:after="56" w:line="269" w:lineRule="auto"/>
         <w:keepLines w:val="1"/>
       </w:pPr>
       <w:r>
@@ -2006,7 +2107,7 @@
     </w:p>
     <w:p>
       <w:pPr>
-        <w:spacing w:before="0" w:after="56" w:line="274" w:lineRule="auto"/>
+        <w:spacing w:before="0" w:after="46" w:line="269" w:lineRule="auto"/>
         <w:keepLines w:val="1"/>
       </w:pPr>
       <w:r>
@@ -2020,7 +2121,7 @@
     </w:p>
     <w:p>
       <w:pPr>
-        <w:spacing w:before="0" w:after="56" w:line="274" w:lineRule="auto"/>
+        <w:spacing w:before="0" w:after="46" w:line="269" w:lineRule="auto"/>
         <w:keepLines w:val="1"/>
       </w:pPr>
       <w:r>
@@ -2034,7 +2135,7 @@
     </w:p>
     <w:p>
       <w:pPr>
-        <w:spacing w:before="0" w:after="56" w:line="274" w:lineRule="auto"/>
+        <w:spacing w:before="0" w:after="46" w:line="269" w:lineRule="auto"/>
         <w:keepLines w:val="1"/>
       </w:pPr>
       <w:r>
@@ -2048,7 +2149,7 @@
     </w:p>
     <w:p>
       <w:pPr>
-        <w:spacing w:before="0" w:after="56" w:line="274" w:lineRule="auto"/>
+        <w:spacing w:before="0" w:after="46" w:line="269" w:lineRule="auto"/>
         <w:keepLines w:val="1"/>
       </w:pPr>
       <w:r>
@@ -2062,7 +2163,7 @@
     </w:p>
     <w:p>
       <w:pPr>
-        <w:spacing w:before="0" w:after="56" w:line="274" w:lineRule="auto"/>
+        <w:spacing w:before="0" w:after="46" w:line="269" w:lineRule="auto"/>
         <w:keepLines w:val="1"/>
       </w:pPr>
       <w:r>
@@ -2076,7 +2177,7 @@
     </w:p>
     <w:p>
       <w:pPr>
-        <w:spacing w:before="156" w:after="90" w:line="274" w:lineRule="auto"/>
+        <w:spacing w:before="128" w:after="74" w:line="269" w:lineRule="auto"/>
         <w:keepLines w:val="1"/>
         <w:keepNext w:val="1"/>
       </w:pPr>
@@ -2092,7 +2193,7 @@
     </w:p>
     <w:p>
       <w:pPr>
-        <w:spacing w:before="0" w:after="56" w:line="274" w:lineRule="auto"/>
+        <w:spacing w:before="0" w:after="46" w:line="269" w:lineRule="auto"/>
       </w:pPr>
       <w:r>
         <w:rPr>
@@ -2105,7 +2206,7 @@
     </w:p>
     <w:p>
       <w:pPr>
-        <w:spacing w:before="0" w:after="44" w:line="274" w:lineRule="auto"/>
+        <w:spacing w:before="0" w:after="36" w:line="269" w:lineRule="auto"/>
         <w:keepLines w:val="1"/>
       </w:pPr>
       <w:r>
@@ -2114,26 +2215,12 @@
           <w:i w:val="0"/>
           <w:sz w:val="22"/>
         </w:rPr>
-        <w:t>—  nothing existed before Temidayo;</w:t>
+        <w:t>—  nothing existed before Temidayo;        —  Temidayo built everything alone;</w:t>
       </w:r>
     </w:p>
     <w:p>
       <w:pPr>
-        <w:spacing w:before="0" w:after="44" w:line="274" w:lineRule="auto"/>
-        <w:keepLines w:val="1"/>
-      </w:pPr>
-      <w:r>
-        <w:rPr>
-          <w:b w:val="0"/>
-          <w:i w:val="0"/>
-          <w:sz w:val="22"/>
-        </w:rPr>
-        <w:t>—  Temidayo built everything alone;</w:t>
-      </w:r>
-    </w:p>
-    <w:p>
-      <w:pPr>
-        <w:spacing w:before="0" w:after="44" w:line="274" w:lineRule="auto"/>
+        <w:spacing w:before="0" w:after="36" w:line="269" w:lineRule="auto"/>
         <w:keepLines w:val="1"/>
       </w:pPr>
       <w:r>
@@ -2147,7 +2234,7 @@
     </w:p>
     <w:p>
       <w:pPr>
-        <w:spacing w:before="0" w:after="44" w:line="274" w:lineRule="auto"/>
+        <w:spacing w:before="0" w:after="36" w:line="269" w:lineRule="auto"/>
         <w:keepLines w:val="1"/>
       </w:pPr>
       <w:r>
@@ -2161,7 +2248,7 @@
     </w:p>
     <w:p>
       <w:pPr>
-        <w:spacing w:before="68" w:after="112" w:line="274" w:lineRule="auto"/>
+        <w:spacing w:before="56" w:after="92" w:line="269" w:lineRule="auto"/>
         <w:shd w:val="clear" w:fill="F3F0E8"/>
         <w:keepLines w:val="1"/>
       </w:pPr>
@@ -2177,7 +2264,7 @@
     </w:p>
     <w:p>
       <w:pPr>
-        <w:spacing w:before="156" w:after="90" w:line="274" w:lineRule="auto"/>
+        <w:spacing w:before="128" w:after="74" w:line="269" w:lineRule="auto"/>
         <w:keepLines w:val="1"/>
         <w:keepNext w:val="1"/>
       </w:pPr>
@@ -2193,7 +2280,7 @@
     </w:p>
     <w:p>
       <w:pPr>
-        <w:spacing w:before="0" w:after="68" w:line="274" w:lineRule="auto"/>
+        <w:spacing w:before="0" w:after="56" w:line="269" w:lineRule="auto"/>
         <w:keepLines w:val="1"/>
       </w:pPr>
       <w:r>
@@ -2207,7 +2294,7 @@
     </w:p>
     <w:p>
       <w:pPr>
-        <w:spacing w:before="0" w:after="56" w:line="274" w:lineRule="auto"/>
+        <w:spacing w:before="0" w:after="46" w:line="269" w:lineRule="auto"/>
         <w:keepLines w:val="1"/>
       </w:pPr>
       <w:r>
@@ -2221,7 +2308,7 @@
     </w:p>
     <w:p>
       <w:pPr>
-        <w:spacing w:before="0" w:after="56" w:line="274" w:lineRule="auto"/>
+        <w:spacing w:before="0" w:after="46" w:line="269" w:lineRule="auto"/>
         <w:keepLines w:val="1"/>
       </w:pPr>
       <w:r>
@@ -2235,7 +2322,7 @@
     </w:p>
     <w:p>
       <w:pPr>
-        <w:spacing w:before="0" w:after="56" w:line="274" w:lineRule="auto"/>
+        <w:spacing w:before="0" w:after="46" w:line="269" w:lineRule="auto"/>
         <w:keepLines w:val="1"/>
       </w:pPr>
       <w:r>
@@ -2249,7 +2336,7 @@
     </w:p>
     <w:p>
       <w:pPr>
-        <w:spacing w:before="0" w:after="56" w:line="274" w:lineRule="auto"/>
+        <w:spacing w:before="0" w:after="46" w:line="269" w:lineRule="auto"/>
         <w:keepLines w:val="1"/>
       </w:pPr>
       <w:r>
@@ -2263,7 +2350,7 @@
     </w:p>
     <w:p>
       <w:pPr>
-        <w:spacing w:before="44" w:after="90" w:line="274" w:lineRule="auto"/>
+        <w:spacing w:before="36" w:after="74" w:line="269" w:lineRule="auto"/>
         <w:keepLines w:val="1"/>
       </w:pPr>
       <w:r>
@@ -2277,7 +2364,7 @@
     </w:p>
     <w:p>
       <w:pPr>
-        <w:spacing w:before="0" w:after="112" w:line="274" w:lineRule="auto"/>
+        <w:spacing w:before="0" w:after="92" w:line="269" w:lineRule="auto"/>
         <w:keepLines w:val="1"/>
       </w:pPr>
       <w:r>
@@ -2291,7 +2378,7 @@
     </w:p>
     <w:p>
       <w:pPr>
-        <w:spacing w:before="156" w:after="90" w:line="274" w:lineRule="auto"/>
+        <w:spacing w:before="128" w:after="74" w:line="269" w:lineRule="auto"/>
         <w:keepLines w:val="1"/>
         <w:keepNext w:val="1"/>
       </w:pPr>
@@ -2307,7 +2394,7 @@
     </w:p>
     <w:p>
       <w:pPr>
-        <w:spacing w:before="0" w:after="68" w:line="274" w:lineRule="auto"/>
+        <w:spacing w:before="0" w:after="56" w:line="269" w:lineRule="auto"/>
       </w:pPr>
       <w:r>
         <w:rPr>
@@ -2320,7 +2407,7 @@
     </w:p>
     <w:p>
       <w:pPr>
-        <w:spacing w:before="0" w:after="112" w:line="274" w:lineRule="auto"/>
+        <w:spacing w:before="0" w:after="92" w:line="269" w:lineRule="auto"/>
         <w:shd w:val="clear" w:fill="F3F0E8"/>
         <w:keepLines w:val="1"/>
       </w:pPr>
@@ -2336,7 +2423,7 @@
     </w:p>
     <w:p>
       <w:pPr>
-        <w:spacing w:before="156" w:after="90" w:line="274" w:lineRule="auto"/>
+        <w:spacing w:before="128" w:after="74" w:line="269" w:lineRule="auto"/>
         <w:keepLines w:val="1"/>
         <w:keepNext w:val="1"/>
       </w:pPr>
@@ -2352,7 +2439,7 @@
     </w:p>
     <w:p>
       <w:pPr>
-        <w:spacing w:before="0" w:after="112" w:line="274" w:lineRule="auto"/>
+        <w:spacing w:before="0" w:after="92" w:line="269" w:lineRule="auto"/>
         <w:shd w:val="clear" w:fill="F3F0E8"/>
         <w:keepLines w:val="1"/>
       </w:pPr>
@@ -2368,7 +2455,7 @@
     </w:p>
     <w:p>
       <w:pPr>
-        <w:spacing w:before="156" w:after="90" w:line="274" w:lineRule="auto"/>
+        <w:spacing w:before="128" w:after="74" w:line="269" w:lineRule="auto"/>
         <w:keepLines w:val="1"/>
         <w:keepNext w:val="1"/>
       </w:pPr>
@@ -2384,7 +2471,7 @@
     </w:p>
     <w:p>
       <w:pPr>
-        <w:spacing w:before="0" w:after="56" w:line="274" w:lineRule="auto"/>
+        <w:spacing w:before="0" w:after="46" w:line="269" w:lineRule="auto"/>
         <w:keepLines w:val="1"/>
       </w:pPr>
       <w:r>
@@ -2398,7 +2485,7 @@
     </w:p>
     <w:p>
       <w:pPr>
-        <w:spacing w:before="0" w:after="90" w:line="274" w:lineRule="auto"/>
+        <w:spacing w:before="0" w:after="74" w:line="269" w:lineRule="auto"/>
         <w:keepLines w:val="1"/>
       </w:pPr>
       <w:r>
@@ -2412,7 +2499,7 @@
     </w:p>
     <w:p>
       <w:pPr>
-        <w:spacing w:before="0" w:after="56" w:line="274" w:lineRule="auto"/>
+        <w:spacing w:before="0" w:after="46" w:line="269" w:lineRule="auto"/>
         <w:keepLines w:val="1"/>
       </w:pPr>
       <w:r>
@@ -2426,7 +2513,7 @@
     </w:p>
     <w:p>
       <w:pPr>
-        <w:spacing w:before="44" w:after="90" w:line="274" w:lineRule="auto"/>
+        <w:spacing w:before="36" w:after="74" w:line="269" w:lineRule="auto"/>
         <w:keepLines w:val="1"/>
       </w:pPr>
       <w:r>
